--- a/hardware/firmware/LEEME.docx
+++ b/hardware/firmware/LEEME.docx
@@ -595,50 +595,6 @@
                 <w:sz w:val="20"/>
               </w:rPr>
               <w:t>Pendiente: electrodo en recuperación</w:t>
-            </w:r>
-          </w:p>
-        </w:tc>
-      </w:tr>
-      <w:tr>
-        <w:tc>
-          <w:tcPr>
-            <w:tcW w:type="dxa" w:w="2880"/>
-          </w:tcPr>
-          <w:p>
-            <w:r>
-              <w:rPr>
-                <w:b w:val="0"/>
-                <w:sz w:val="20"/>
-              </w:rPr>
-              <w:t>nivel_agua</w:t>
-            </w:r>
-          </w:p>
-        </w:tc>
-        <w:tc>
-          <w:tcPr>
-            <w:tcW w:type="dxa" w:w="2880"/>
-          </w:tcPr>
-          <w:p>
-            <w:r>
-              <w:rPr>
-                <w:b w:val="0"/>
-                <w:sz w:val="20"/>
-              </w:rPr>
-              <w:t>manual (regla)</w:t>
-            </w:r>
-          </w:p>
-        </w:tc>
-        <w:tc>
-          <w:tcPr>
-            <w:tcW w:type="dxa" w:w="2880"/>
-          </w:tcPr>
-          <w:p>
-            <w:r>
-              <w:rPr>
-                <w:b w:val="0"/>
-                <w:sz w:val="20"/>
-              </w:rPr>
-              <w:t>Por diseño: el ultrasónico quedó fuera</w:t>
             </w:r>
           </w:p>
         </w:tc>
@@ -4667,36 +4623,6 @@
           </w:p>
         </w:tc>
       </w:tr>
-      <w:tr>
-        <w:tc>
-          <w:tcPr>
-            <w:tcW w:type="dxa" w:w="4320"/>
-          </w:tcPr>
-          <w:p>
-            <w:r>
-              <w:rPr>
-                <w:b w:val="0"/>
-                <w:sz w:val="20"/>
-              </w:rPr>
-              <w:t>nivel_agua</w:t>
-            </w:r>
-          </w:p>
-        </w:tc>
-        <w:tc>
-          <w:tcPr>
-            <w:tcW w:type="dxa" w:w="4320"/>
-          </w:tcPr>
-          <w:p>
-            <w:r>
-              <w:rPr>
-                <w:b w:val="0"/>
-                <w:sz w:val="20"/>
-              </w:rPr>
-              <w:t>"cm"</w:t>
-            </w:r>
-          </w:p>
-        </w:tc>
-      </w:tr>
     </w:tbl>
     <w:p/>
     <w:p>
